--- a/docs/patent/docx/专利2_DISP四模式消息路由协议.docx
+++ b/docs/patent/docx/专利2_DISP四模式消息路由协议.docx
@@ -1149,7 +1149,222 @@
           <w:color w:val="1F497D"/>
           <w:sz w:val="28"/>
         </w:rPr>
-        <w:t>四、摘要</w:t>
+        <w:t>四、附图说明</w:t>
+      </w:r>
+    </w:p>
+    <w:p>
+      <w:pPr>
+        <w:spacing w:before="0" w:after="60"/>
+        <w:ind w:left="0"/>
+      </w:pPr>
+      <w:r>
+        <w:rPr>
+          <w:rFonts w:eastAsia="微软雅黑"/>
+          <w:rFonts w:ascii="微软雅黑" w:hAnsi="微软雅黑"/>
+          <w:b w:val="0"/>
+          <w:sz w:val="21"/>
+        </w:rPr>
+        <w:t>附图1为DISP消息格式字段结构图，展示一条完整消息包含的全部必填字段（msg_id、from_user_id、to_user_id、sender_mode、receiver_mode、content、ai_generated、created_at）及其取值范围。</w:t>
+      </w:r>
+    </w:p>
+    <w:p>
+      <w:pPr>
+        <w:spacing w:before="0" w:after="60"/>
+        <w:ind w:left="0"/>
+      </w:pPr>
+      <w:r>
+        <w:rPr>
+          <w:rFonts w:eastAsia="微软雅黑"/>
+          <w:rFonts w:ascii="微软雅黑" w:hAnsi="微软雅黑"/>
+          <w:b w:val="0"/>
+          <w:sz w:val="21"/>
+        </w:rPr>
+        <w:t>附图2为四模式路由判决流程图，以 sender_mode 和 receiver_mode 的两级判断为节点，分别指向 H2H（直接投递）、H2T（触发分身回复）、T2H（分身代发）、T2T（设上限循环）四条路径。</w:t>
+      </w:r>
+    </w:p>
+    <w:p>
+      <w:pPr>
+        <w:spacing w:before="0" w:after="60"/>
+        <w:ind w:left="0"/>
+      </w:pPr>
+      <w:r>
+        <w:rPr>
+          <w:rFonts w:eastAsia="微软雅黑"/>
+          <w:rFonts w:ascii="微软雅黑" w:hAnsi="微软雅黑"/>
+          <w:b w:val="0"/>
+          <w:sz w:val="21"/>
+        </w:rPr>
+        <w:t>附图3为 T2T 模式轮次控制流程图，展示 t2t_turns 计数器递增、与 max_t2t_turns 上限比较、以及终止循环并推送摘要通知的处理逻辑。</w:t>
+      </w:r>
+    </w:p>
+    <w:p>
+      <w:pPr>
+        <w:spacing w:before="0" w:after="60"/>
+        <w:ind w:left="0"/>
+      </w:pPr>
+      <w:r>
+        <w:rPr>
+          <w:rFonts w:eastAsia="微软雅黑"/>
+          <w:rFonts w:ascii="微软雅黑" w:hAnsi="微软雅黑"/>
+          <w:b w:val="0"/>
+          <w:sz w:val="21"/>
+        </w:rPr>
+        <w:t>（以上附图由专利代理人依据说明书内容绘制。）</w:t>
+      </w:r>
+    </w:p>
+    <w:p>
+      <w:pPr>
+        <w:spacing w:before="80" w:after="80"/>
+      </w:pPr>
+      <w:r>
+        <w:rPr>
+          <w:rFonts w:eastAsia="微软雅黑"/>
+          <w:rFonts w:ascii="微软雅黑" w:hAnsi="微软雅黑"/>
+          <w:b w:val="0"/>
+          <w:color w:val="B4B4B4"/>
+          <w:sz w:val="18"/>
+        </w:rPr>
+        <w:t>――――――――――――――――――――――――――――――</w:t>
+      </w:r>
+    </w:p>
+    <w:p>
+      <w:pPr>
+        <w:spacing w:before="200" w:after="120"/>
+        <w:ind w:left="0"/>
+      </w:pPr>
+      <w:r>
+        <w:rPr>
+          <w:rFonts w:eastAsia="微软雅黑"/>
+          <w:rFonts w:ascii="微软雅黑" w:hAnsi="微软雅黑"/>
+          <w:b/>
+          <w:color w:val="1F497D"/>
+          <w:sz w:val="28"/>
+        </w:rPr>
+        <w:t>五、具体实施方式</w:t>
+      </w:r>
+    </w:p>
+    <w:p>
+      <w:pPr>
+        <w:spacing w:before="160" w:after="80"/>
+        <w:ind w:left="0"/>
+      </w:pPr>
+      <w:r>
+        <w:rPr>
+          <w:rFonts w:eastAsia="微软雅黑"/>
+          <w:rFonts w:ascii="微软雅黑" w:hAnsi="微软雅黑"/>
+          <w:b/>
+          <w:color w:val="365F91"/>
+          <w:sz w:val="24"/>
+        </w:rPr>
+        <w:t>实施例一：H2H模式（真人对真人）直接投递</w:t>
+      </w:r>
+    </w:p>
+    <w:p>
+      <w:pPr>
+        <w:spacing w:before="0" w:after="60"/>
+        <w:ind w:left="0"/>
+      </w:pPr>
+      <w:r>
+        <w:rPr>
+          <w:rFonts w:eastAsia="微软雅黑"/>
+          <w:rFonts w:ascii="微软雅黑" w:hAnsi="微软雅黑"/>
+          <w:b w:val="0"/>
+          <w:sz w:val="21"/>
+        </w:rPr>
+        <w:t>用户甲切换至真人身份后发送消息"明天有空吗"给用户乙。系统构建 DISP 消息：sender_mode="real"、receiver_mode="real"、ai_generated=false（系统根据 sender_mode 自动赋值，甲无法覆盖），写入数据库后通过 WebSocket 推送至乙的活跃连接。乙的客户端显示消息并标注"真人"来源，不触发任何自动处理，等待乙手动回复。</w:t>
+      </w:r>
+    </w:p>
+    <w:p>
+      <w:pPr>
+        <w:spacing w:before="160" w:after="80"/>
+        <w:ind w:left="0"/>
+      </w:pPr>
+      <w:r>
+        <w:rPr>
+          <w:rFonts w:eastAsia="微软雅黑"/>
+          <w:rFonts w:ascii="微软雅黑" w:hAnsi="微软雅黑"/>
+          <w:b/>
+          <w:color w:val="365F91"/>
+          <w:sz w:val="24"/>
+        </w:rPr>
+        <w:t>实施例二：H2T模式（真人对分身）触发自动回复</w:t>
+      </w:r>
+    </w:p>
+    <w:p>
+      <w:pPr>
+        <w:spacing w:before="0" w:after="60"/>
+        <w:ind w:left="0"/>
+      </w:pPr>
+      <w:r>
+        <w:rPr>
+          <w:rFonts w:eastAsia="微软雅黑"/>
+          <w:rFonts w:ascii="微软雅黑" w:hAnsi="微软雅黑"/>
+          <w:b w:val="0"/>
+          <w:sz w:val="21"/>
+        </w:rPr>
+        <w:t>用户丙向用户丁的分身发送消息"你们老板好相处吗"。系统写入消息后检测 receiver_mode="twin"，立即向分身回复队列投递任务，读取丁的 personality_profile，拼装系统提示词注入 AI 后端，生成符合丁风格的回复，新建 sender_mode="twin"、ai_generated=true 的 DISP 消息返回给丙。全程丁无需在线，ai_generated 字段由系统强制设置。</w:t>
+      </w:r>
+    </w:p>
+    <w:p>
+      <w:pPr>
+        <w:spacing w:before="160" w:after="80"/>
+        <w:ind w:left="0"/>
+      </w:pPr>
+      <w:r>
+        <w:rPr>
+          <w:rFonts w:eastAsia="微软雅黑"/>
+          <w:rFonts w:ascii="微软雅黑" w:hAnsi="微软雅黑"/>
+          <w:b/>
+          <w:color w:val="365F91"/>
+          <w:sz w:val="24"/>
+        </w:rPr>
+        <w:t>实施例三：T2T模式（分身对分身）轮次上限防循环</w:t>
+      </w:r>
+    </w:p>
+    <w:p>
+      <w:pPr>
+        <w:spacing w:before="0" w:after="60"/>
+        <w:ind w:left="0"/>
+      </w:pPr>
+      <w:r>
+        <w:rPr>
+          <w:rFonts w:eastAsia="微软雅黑"/>
+          <w:rFonts w:ascii="微软雅黑" w:hAnsi="微软雅黑"/>
+          <w:b w:val="0"/>
+          <w:sz w:val="21"/>
+        </w:rPr>
+        <w:t>甲的分身向乙的分身发起对话，系统记录 t2t_turns=1。乙的分身自动回复后 t2t_turns=2，再次回复后 t2t_turns=3，达到 max_t2t_turns=3 上限，系统停止触发新一轮自动回复，分别向甲和乙推送摘要通知，T2T 循环安全终止。</w:t>
+      </w:r>
+    </w:p>
+    <w:p>
+      <w:pPr>
+        <w:spacing w:before="80" w:after="80"/>
+      </w:pPr>
+      <w:r>
+        <w:rPr>
+          <w:rFonts w:eastAsia="微软雅黑"/>
+          <w:rFonts w:ascii="微软雅黑" w:hAnsi="微软雅黑"/>
+          <w:b w:val="0"/>
+          <w:color w:val="B4B4B4"/>
+          <w:sz w:val="18"/>
+        </w:rPr>
+        <w:t>――――――――――――――――――――――――――――――</w:t>
+      </w:r>
+    </w:p>
+    <w:p>
+      <w:pPr>
+        <w:spacing w:before="200" w:after="120"/>
+        <w:ind w:left="0"/>
+      </w:pPr>
+      <w:r>
+        <w:rPr>
+          <w:rFonts w:eastAsia="微软雅黑"/>
+          <w:rFonts w:ascii="微软雅黑" w:hAnsi="微软雅黑"/>
+          <w:b/>
+          <w:color w:val="1F497D"/>
+          <w:sz w:val="28"/>
+        </w:rPr>
+        <w:t>六、摘要</w:t>
       </w:r>
     </w:p>
     <w:p>
@@ -1195,7 +1410,7 @@
           <w:color w:val="1F497D"/>
           <w:sz w:val="28"/>
         </w:rPr>
-        <w:t>五、权利要求书</w:t>
+        <w:t>七、权利要求书</w:t>
       </w:r>
     </w:p>
     <w:p>
@@ -1301,7 +1516,7 @@
           <w:color w:val="1F497D"/>
           <w:sz w:val="28"/>
         </w:rPr>
-        <w:t>五、在先技术对比</w:t>
+        <w:t>八、在先技术对比</w:t>
       </w:r>
     </w:p>
     <w:tbl>
@@ -1575,7 +1790,7 @@
           <w:color w:val="1F497D"/>
           <w:sz w:val="28"/>
         </w:rPr>
-        <w:t>六、确权证据</w:t>
+        <w:t>九、确权证据</w:t>
       </w:r>
     </w:p>
     <w:tbl>
@@ -1834,7 +2049,7 @@
           <w:color w:val="1F497D"/>
           <w:sz w:val="28"/>
         </w:rPr>
-        <w:t>七、附件说明</w:t>
+        <w:t>十、附件说明</w:t>
       </w:r>
     </w:p>
     <w:p>
